--- a/Insights.docx
+++ b/Insights.docx
@@ -351,6 +351,172 @@
         </w:rPr>
         <w:t>Tirupati city accounted for the highest order amount with 43 million.</w:t>
       </w:r>
+    </w:p>
+    <w:p>
+      <w:pPr>
+        <w:jc w:val="center"/>
+        <w:rPr>
+          <w:rFonts w:ascii="Times New Roman" w:hAnsi="Times New Roman" w:cs="Times New Roman"/>
+          <w:b/>
+          <w:bCs/>
+          <w:sz w:val="36"/>
+          <w:szCs w:val="36"/>
+        </w:rPr>
+      </w:pPr>
+      <w:r>
+        <w:rPr>
+          <w:rFonts w:ascii="Times New Roman" w:hAnsi="Times New Roman" w:cs="Times New Roman"/>
+          <w:b/>
+          <w:bCs/>
+          <w:sz w:val="36"/>
+          <w:szCs w:val="36"/>
+        </w:rPr>
+        <w:t>Restaurant Analysis</w:t>
+      </w:r>
+    </w:p>
+    <w:p>
+      <w:pPr>
+        <w:numPr>
+          <w:ilvl w:val="0"/>
+          <w:numId w:val="9"/>
+        </w:numPr>
+        <w:rPr>
+          <w:rFonts w:ascii="Times New Roman" w:hAnsi="Times New Roman" w:cs="Times New Roman"/>
+          <w:sz w:val="24"/>
+          <w:szCs w:val="24"/>
+        </w:rPr>
+      </w:pPr>
+      <w:r>
+        <w:rPr>
+          <w:rFonts w:ascii="Times New Roman" w:hAnsi="Times New Roman" w:cs="Times New Roman"/>
+          <w:sz w:val="24"/>
+          <w:szCs w:val="24"/>
+        </w:rPr>
+        <w:t>Bianer city have highest number of restaurants (1666) are available and Noida-1 city is position is 2</w:t>
+      </w:r>
+      <w:r>
+        <w:rPr>
+          <w:rFonts w:ascii="Times New Roman" w:hAnsi="Times New Roman" w:cs="Times New Roman"/>
+          <w:sz w:val="24"/>
+          <w:szCs w:val="24"/>
+          <w:vertAlign w:val="superscript"/>
+        </w:rPr>
+        <w:t>nd</w:t>
+      </w:r>
+      <w:r>
+        <w:rPr>
+          <w:rFonts w:ascii="Times New Roman" w:hAnsi="Times New Roman" w:cs="Times New Roman"/>
+          <w:sz w:val="24"/>
+          <w:szCs w:val="24"/>
+        </w:rPr>
+        <w:t xml:space="preserve"> number of restaurants (1427). </w:t>
+      </w:r>
+    </w:p>
+    <w:p>
+      <w:pPr>
+        <w:numPr>
+          <w:ilvl w:val="0"/>
+          <w:numId w:val="9"/>
+        </w:numPr>
+        <w:rPr>
+          <w:rFonts w:ascii="Times New Roman" w:hAnsi="Times New Roman" w:cs="Times New Roman"/>
+          <w:sz w:val="24"/>
+          <w:szCs w:val="24"/>
+        </w:rPr>
+      </w:pPr>
+      <w:r>
+        <w:rPr>
+          <w:rFonts w:ascii="Times New Roman" w:hAnsi="Times New Roman" w:cs="Times New Roman"/>
+          <w:sz w:val="24"/>
+          <w:szCs w:val="24"/>
+        </w:rPr>
+        <w:t xml:space="preserve">North Indian, Chinese are most Cuisine Restaurant is almost 23.93% </w:t>
+      </w:r>
+      <w:r>
+        <w:rPr>
+          <w:rFonts w:ascii="Times New Roman" w:hAnsi="Times New Roman" w:cs="Times New Roman"/>
+          <w:sz w:val="24"/>
+          <w:szCs w:val="24"/>
+        </w:rPr>
+        <w:t>and 2</w:t>
+      </w:r>
+      <w:r>
+        <w:rPr>
+          <w:rFonts w:ascii="Times New Roman" w:hAnsi="Times New Roman" w:cs="Times New Roman"/>
+          <w:sz w:val="24"/>
+          <w:szCs w:val="24"/>
+          <w:vertAlign w:val="superscript"/>
+        </w:rPr>
+        <w:t>nd</w:t>
+      </w:r>
+      <w:r>
+        <w:rPr>
+          <w:rFonts w:ascii="Times New Roman" w:hAnsi="Times New Roman" w:cs="Times New Roman"/>
+          <w:sz w:val="24"/>
+          <w:szCs w:val="24"/>
+        </w:rPr>
+        <w:t xml:space="preserve"> one is Indian Cuisine almost 23.67%.</w:t>
+      </w:r>
+    </w:p>
+    <w:p>
+      <w:pPr>
+        <w:numPr>
+          <w:ilvl w:val="0"/>
+          <w:numId w:val="9"/>
+        </w:numPr>
+        <w:rPr>
+          <w:rFonts w:ascii="Times New Roman" w:hAnsi="Times New Roman" w:cs="Times New Roman"/>
+          <w:sz w:val="24"/>
+          <w:szCs w:val="24"/>
+        </w:rPr>
+      </w:pPr>
+      <w:r>
+        <w:rPr>
+          <w:rFonts w:ascii="Times New Roman" w:hAnsi="Times New Roman" w:cs="Times New Roman"/>
+          <w:sz w:val="24"/>
+          <w:szCs w:val="24"/>
+        </w:rPr>
+        <w:lastRenderedPageBreak/>
+        <w:t xml:space="preserve">Top </w:t>
+      </w:r>
+      <w:r>
+        <w:rPr>
+          <w:rFonts w:ascii="Times New Roman" w:hAnsi="Times New Roman" w:cs="Times New Roman"/>
+          <w:sz w:val="24"/>
+          <w:szCs w:val="24"/>
+        </w:rPr>
+        <w:t>Selling Cuisine is North Indian, Chinese almost 15Million.</w:t>
+      </w:r>
+    </w:p>
+    <w:p>
+      <w:pPr>
+        <w:numPr>
+          <w:ilvl w:val="0"/>
+          <w:numId w:val="9"/>
+        </w:numPr>
+        <w:rPr>
+          <w:rFonts w:ascii="Times New Roman" w:hAnsi="Times New Roman" w:cs="Times New Roman"/>
+          <w:sz w:val="24"/>
+          <w:szCs w:val="24"/>
+        </w:rPr>
+      </w:pPr>
+      <w:r>
+        <w:rPr>
+          <w:rFonts w:ascii="Times New Roman" w:hAnsi="Times New Roman" w:cs="Times New Roman"/>
+          <w:sz w:val="24"/>
+          <w:szCs w:val="24"/>
+        </w:rPr>
+        <w:t>Highest rating product is Domino’s Pizza.</w:t>
+      </w:r>
+    </w:p>
+    <w:p>
+      <w:pPr>
+        <w:rPr>
+          <w:rFonts w:ascii="Times New Roman" w:hAnsi="Times New Roman" w:cs="Times New Roman"/>
+          <w:sz w:val="24"/>
+          <w:szCs w:val="24"/>
+        </w:rPr>
+      </w:pPr>
     </w:p>
     <w:p>
       <w:pPr>
